--- a/отчет.docx
+++ b/отчет.docx
@@ -159,53 +159,58 @@
         <w:pStyle w:val="16"/>
         <w:jc w:val="right"/>
       </w:pPr>
+      <w:r>
+        <w:t>Майер В. С.</w:t>
+      </w:r>
+    </w:p>
+    <w:p>
+      <w:pPr>
+        <w:spacing w:line="276" w:lineRule="auto"/>
+        <w:jc w:val="right"/>
+      </w:pPr>
+      <w:r>
+        <w:t>Приняли:</w:t>
+      </w:r>
+    </w:p>
+    <w:p>
+      <w:pPr>
+        <w:spacing w:line="276" w:lineRule="auto"/>
+        <w:jc w:val="right"/>
+      </w:pPr>
+      <w:r>
+        <w:t>Юрова О. В.</w:t>
+      </w:r>
+    </w:p>
+    <w:p>
+      <w:pPr>
+        <w:spacing w:line="276" w:lineRule="auto"/>
+        <w:jc w:val="right"/>
+      </w:pPr>
+      <w:r>
+        <w:t>Деев М. В.</w:t>
+      </w:r>
+    </w:p>
+    <w:p>
+      <w:pPr>
+        <w:spacing w:line="276" w:lineRule="auto"/>
+      </w:pPr>
+    </w:p>
+    <w:p>
+      <w:pPr>
+        <w:spacing w:line="276" w:lineRule="auto"/>
+      </w:pPr>
+    </w:p>
+    <w:p>
+      <w:pPr>
+        <w:spacing w:line="276" w:lineRule="auto"/>
+      </w:pPr>
+    </w:p>
+    <w:p>
+      <w:pPr>
+        <w:spacing w:line="276" w:lineRule="auto"/>
+      </w:pPr>
       <w:bookmarkStart w:id="0" w:name="_GoBack"/>
       <w:bookmarkEnd w:id="0"/>
-      <w:r>
-        <w:t>Майер В. С.</w:t>
-      </w:r>
-    </w:p>
-    <w:p>
-      <w:pPr>
-        <w:spacing w:line="276" w:lineRule="auto"/>
-        <w:jc w:val="right"/>
-      </w:pPr>
-      <w:r>
-        <w:t>Приняли:</w:t>
-      </w:r>
-    </w:p>
-    <w:p>
-      <w:pPr>
-        <w:spacing w:line="276" w:lineRule="auto"/>
-        <w:jc w:val="right"/>
-      </w:pPr>
-      <w:r>
-        <w:t>Юрова О. В.</w:t>
-      </w:r>
-    </w:p>
-    <w:p>
-      <w:pPr>
-        <w:spacing w:line="276" w:lineRule="auto"/>
-        <w:jc w:val="right"/>
-      </w:pPr>
-      <w:r>
-        <w:t>Деев М. В.</w:t>
-      </w:r>
-    </w:p>
-    <w:p>
-      <w:pPr>
-        <w:spacing w:line="276" w:lineRule="auto"/>
-      </w:pPr>
-    </w:p>
-    <w:p>
-      <w:pPr>
-        <w:spacing w:line="276" w:lineRule="auto"/>
-      </w:pPr>
-    </w:p>
-    <w:p>
-      <w:pPr>
-        <w:spacing w:line="276" w:lineRule="auto"/>
-      </w:pPr>
     </w:p>
     <w:p>
       <w:pPr>
@@ -7954,7 +7959,7 @@
     <w:lsdException w:uiPriority="99" w:name="Normal Indent"/>
     <w:lsdException w:uiPriority="99" w:name="footnote text"/>
     <w:lsdException w:uiPriority="99" w:name="annotation text"/>
-    <w:lsdException w:uiPriority="99" w:name="header"/>
+    <w:lsdException w:qFormat="1" w:uiPriority="99" w:name="header"/>
     <w:lsdException w:qFormat="1" w:uiPriority="99" w:name="footer"/>
     <w:lsdException w:uiPriority="99" w:name="index heading"/>
     <w:lsdException w:qFormat="1" w:uiPriority="35" w:name="caption"/>
@@ -7988,7 +7993,7 @@
     <w:lsdException w:qFormat="1" w:unhideWhenUsed="0" w:uiPriority="10" w:semiHidden="0" w:name="Title"/>
     <w:lsdException w:uiPriority="99" w:name="Closing"/>
     <w:lsdException w:uiPriority="99" w:name="Signature"/>
-    <w:lsdException w:uiPriority="1" w:name="Default Paragraph Font"/>
+    <w:lsdException w:qFormat="1" w:uiPriority="1" w:name="Default Paragraph Font"/>
     <w:lsdException w:qFormat="1" w:unhideWhenUsed="0" w:uiPriority="1" w:semiHidden="0" w:name="Body Text"/>
     <w:lsdException w:uiPriority="99" w:name="Body Text Indent"/>
     <w:lsdException w:uiPriority="99" w:name="List Continue"/>
@@ -8284,6 +8289,7 @@
     <w:name w:val="Default Paragraph Font"/>
     <w:semiHidden/>
     <w:unhideWhenUsed/>
+    <w:qFormat/>
     <w:uiPriority w:val="1"/>
   </w:style>
   <w:style w:type="table" w:default="1" w:styleId="12">
@@ -8336,6 +8342,7 @@
     <w:basedOn w:val="1"/>
     <w:semiHidden/>
     <w:unhideWhenUsed/>
+    <w:qFormat/>
     <w:uiPriority w:val="99"/>
     <w:pPr>
       <w:tabs>
